--- a/companies/calderwood-partners/Engagements/Stark-Wilson/2011.05.13 - Kickoff Memo - Organization Design.docx
+++ b/companies/calderwood-partners/Engagements/Stark-Wilson/2011.05.13 - Kickoff Memo - Organization Design.docx
@@ -4,26 +4,16 @@
   <w:body>
     <w:p>
       <w:r>
-        <w:t>To: Organization Design engagement team</w:t>
+        <w:t>To: Deborah Gordon</w:t>
         <w:br/>
         <w:t>From: Julie Parks</w:t>
         <w:br/>
-        <w:t>Re: Stark-Wilson kickoff</w:t>
+        <w:t>Re: Opening the Stark-Wilson organization design engagement</w:t>
       </w:r>
     </w:p>
     <w:p>
       <w:r>
-        <w:t>Where we stand: the letter is signed, our start date is May 10, 2011, and Stark-Wilson has named Julie Gonzalez, their Director of Operations, as our sponsor and the person who clears our access on site. The engagement is an organization design. We diagnose how the company is run today, put forward a target structure with its decision rights and governance, and set out a plan to move from one to the other. This memo lays out the tracks of work and who owns each of them in the opening weeks. Read the ownership as a starting point, not as walls; the first weeks are small enough that most of us will touch most of it. None of this is a finding yet. The job right now is to get the data in, get the interviews booked, and set the baseline on a footing we can defend later.</w:t>
-      </w:r>
-    </w:p>
-    <w:p>
-      <w:r>
-        <w:t>We work from their numbers, not from a design carried in from another client. Anything we later put in front of the leadership has to trace back to a chart or a report they already keep, so keep the early notes clean and sourced from the day they come in. That discipline is slower at the start, and it is what makes the recommendation hold when someone pushes hard on it later.</w:t>
-      </w:r>
-    </w:p>
-    <w:p>
-      <w:r>
-        <w:t>On the client side, Julie Gonzalez is our single point of contact for data and access. Route requests through her rather than going straight to the functions. It keeps the asks coordinated, and it keeps her able to answer for what we have and have not been given. She has also asked that we not characterize the structure to the business-unit heads before their own interviews, so the sessions stay diagnostic instead of turning into a defense of boxes. Hold to that.</w:t>
+        <w:t>The engagement opens on May 10, 2011. This memo sets down how we start, so we are in step from the first day. The aim of the opening phase is narrow. We build a clean, agreed picture of how Stark-Wilson is organized today. We form no view yet on how it should change. Nothing in this phase is a recommendation. It is the base the design work stands on, and it has to be solid before we build on it. The five workstreams below run in parallel, but the map comes first, because the others read off it.</w:t>
       </w:r>
     </w:p>
     <w:p>
@@ -31,7 +21,7 @@
         <w:pStyle w:val="Heading2"/>
       </w:pPr>
       <w:r>
-        <w:t>Tracks</w:t>
+        <w:t>The opening phase</w:t>
       </w:r>
     </w:p>
     <w:p>
@@ -39,7 +29,7 @@
         <w:pStyle w:val="ListBullet"/>
       </w:pPr>
       <w:r>
-        <w:t>Baseline. Collect the current organization charts and the last two years of management reporting, then build a headcount and cost view that ties back to figures the client already recognizes. I will route the data request through Julie Gonzalez so it carries her authority when it lands with the functions. Every number we later show has to trace to a line in their own reporting, so log the source as you go.</w:t>
+        <w:t>Current-state org map. Document the reporting lines, the spans of control, and the layers between the top of the house and the front line.</w:t>
       </w:r>
     </w:p>
     <w:p>
@@ -47,7 +37,7 @@
         <w:pStyle w:val="ListBullet"/>
       </w:pPr>
       <w:r>
-        <w:t>Interviews. Build the interview list from the leadership team and book the first round. Deborah Gordon owns the schedule and will sit in on every session, so the notes stay consistent no matter who is asking the questions. Keep the questions the same across interviewers; we want to compare answers, not styles.</w:t>
+        <w:t>Roles and responsibilities. Record what each manager is accountable for, and where two managers believe they own the same thing.</w:t>
       </w:r>
     </w:p>
     <w:p>
@@ -55,7 +45,7 @@
         <w:pStyle w:val="ListBullet"/>
       </w:pPr>
       <w:r>
-        <w:t>Decision rights. Lay the current decision rights against the reporting structure and mark every place the two disagree. Deborah Gordon takes the first draft of the map; I will review it before any of it goes near the client. The gaps are the point, so note who actually makes each call, not who the chart says should.</w:t>
+        <w:t>Decision rights. Trace how a handful of everyday decisions actually travel, and mark where authority is unclear or sits away from the work.</w:t>
       </w:r>
     </w:p>
     <w:p>
@@ -63,15 +53,7 @@
         <w:pStyle w:val="ListBullet"/>
       </w:pPr>
       <w:r>
-        <w:t>Governance. Catalog the standing meetings and committees and what each one is meant to decide. This feeds the target design and can run a step behind the other three without holding anything up, but do not let it drop; the committees are where the drift usually hides.</w:t>
-      </w:r>
-    </w:p>
-    <w:p>
-      <w:pPr>
-        <w:pStyle w:val="Heading2"/>
-      </w:pPr>
-      <w:r>
-        <w:t>First two weeks</w:t>
+        <w:t>Interviews. Sit with the managers who run each function, so the map rests on how the work is done and not only on the chart.</w:t>
       </w:r>
     </w:p>
     <w:p>
@@ -79,36 +61,32 @@
         <w:pStyle w:val="ListBullet"/>
       </w:pPr>
       <w:r>
-        <w:t>Data request to Julie Gonzalez by Friday, with the exact file list attached so nothing comes back half filled.</w:t>
-      </w:r>
-    </w:p>
-    <w:p>
-      <w:pPr>
-        <w:pStyle w:val="ListBullet"/>
-      </w:pPr>
-      <w:r>
-        <w:t>Interview list drafted and circulated to the team for comment before a single invitation goes out.</w:t>
-      </w:r>
-    </w:p>
-    <w:p>
-      <w:pPr>
-        <w:pStyle w:val="ListBullet"/>
-      </w:pPr>
-      <w:r>
-        <w:t>Leadership kickoff call scheduled for the first full week we are on site.</w:t>
-      </w:r>
-    </w:p>
-    <w:p>
-      <w:pPr>
-        <w:pStyle w:val="ListBullet"/>
-      </w:pPr>
-      <w:r>
-        <w:t>Team check-in on the calendar, thirty minutes, twice a week, so no question waits a week for an answer.</w:t>
+        <w:t>Benchmarks. Set the spans and layers against a sensible reference, so we can see where the structure is heavy and where it is thin.</w:t>
       </w:r>
     </w:p>
     <w:p>
       <w:r>
-        <w:t>Flag anything unclear before Friday so the data request goes out clean the first time. Once the charts and the reporting are in, we meet to sort the first cut of the baseline and to fix the interview order from what the numbers show.</w:t>
+        <w:t>You own the map and the benchmarks. Work from the client's own charts and job descriptions first, then close the gaps in the interviews. Where the chart and the interviews disagree, keep the note close to the evidence and flag it. We do not tidy a discrepancy away; a discrepancy is often the finding.</w:t>
+      </w:r>
+    </w:p>
+    <w:p>
+      <w:r>
+        <w:t>Our sponsor on the client side is Julie Gonzalez, the Director of Operations. Route every request for data and access through her, so Stark-Wilson hears one voice from us. She has asked that anything we need in the first month reach her as a single consolidated note. That is sensible. Plan the requests once, rather than send them as they occur to us.</w:t>
+      </w:r>
+    </w:p>
+    <w:p>
+      <w:r>
+        <w:t>Two dependencies decide the pace. The first is access to the managers. The interviews are where the map earns its keep, and a week of unavailable calendars is a week the phase does not move. The second is the client's own charts. If they are current we start from them; if they are stale we rebuild the reporting lines from the interviews, which is slower. Flag either one to me the moment it slips, not at the review.</w:t>
+      </w:r>
+    </w:p>
+    <w:p>
+      <w:r>
+        <w:t>On cadence, you and I keep a short standing check-in each week: fifteen minutes, on what is blocked and nothing else. Anything that needs Julie Gonzalez to decide, bring to me first and I will take it to her. Keep the shared engagement file current, so neither of us is working from a private copy.</w:t>
+      </w:r>
+    </w:p>
+    <w:p>
+      <w:r>
+        <w:t>The test of a finished opening phase is simple. We can set the present structure on one page, name the two or three places where it costs the business, and point to the evidence behind each. Until we can do that, the phase is not done, whatever the calendar says. First step is the consolidated data request. Draft it by Friday and send it to me, and I will add the client contacts before it goes out.</w:t>
       </w:r>
     </w:p>
     <w:sectPr>
